--- a/t35_s5.docx
+++ b/t35_s5.docx
@@ -3,2348 +3,998 @@
 <w:document xmlns:wpc="http://schemas.microsoft.com/office/word/2010/wordprocessingCanvas" xmlns:mo="http://schemas.microsoft.com/office/mac/office/2008/main" xmlns:mc="http://schemas.openxmlformats.org/markup-compatibility/2006" xmlns:mv="urn:schemas-microsoft-com:mac:vml" xmlns:o="urn:schemas-microsoft-com:office:office" xmlns:r="http://schemas.openxmlformats.org/officeDocument/2006/relationships" xmlns:m="http://schemas.openxmlformats.org/officeDocument/2006/math" xmlns:v="urn:schemas-microsoft-com:vml" xmlns:wp14="http://schemas.microsoft.com/office/word/2010/wordprocessingDrawing" xmlns:wp="http://schemas.openxmlformats.org/drawingml/2006/wordprocessingDrawing" xmlns:w10="urn:schemas-microsoft-com:office:word" xmlns:w="http://schemas.openxmlformats.org/wordprocessingml/2006/main" xmlns:w14="http://schemas.microsoft.com/office/word/2010/wordml" xmlns:wpg="http://schemas.microsoft.com/office/word/2010/wordprocessingGroup" xmlns:wpi="http://schemas.microsoft.com/office/word/2010/wordprocessingInk" xmlns:wne="http://schemas.microsoft.com/office/word/2006/wordml" xmlns:wps="http://schemas.microsoft.com/office/word/2010/wordprocessingShape" mc:Ignorable="w14 wp14">
   <w:body>
     <w:p>
-      <w:pPr>
-        <w:spacing w:after="40" w:before="120"/>
-      </w:pPr>
       <w:r>
-        <w:rPr>
-          <w:b w:val="0"/>
-          <w:i w:val="0"/>
-          <w:sz w:val="22"/>
-        </w:rPr>
-        <w:t>Question: Select the word closest in meaning to 'Courageous'.</w:t>
+        <w:t xml:space="preserve">Question: The Chola dynasty is associated with which famous temple?</w:t>
       </w:r>
     </w:p>
     <w:p>
-      <w:pPr>
-        <w:spacing w:after="0" w:before="0"/>
-      </w:pPr>
       <w:r>
-        <w:rPr>
-          <w:b w:val="0"/>
-          <w:i w:val="0"/>
-          <w:sz w:val="22"/>
-        </w:rPr>
-        <w:t>(a) Timid</w:t>
+        <w:t xml:space="preserve">(a) Brihadeeswarar Temple, Thanjavur</w:t>
       </w:r>
     </w:p>
     <w:p>
-      <w:pPr>
-        <w:spacing w:after="0" w:before="0"/>
-      </w:pPr>
       <w:r>
-        <w:rPr>
-          <w:b w:val="0"/>
-          <w:i w:val="0"/>
-          <w:sz w:val="22"/>
-        </w:rPr>
-        <w:t>(b) Fearful</w:t>
+        <w:t xml:space="preserve">(b) Sun Temple, Konark</w:t>
       </w:r>
     </w:p>
     <w:p>
-      <w:pPr>
-        <w:spacing w:after="0" w:before="0"/>
-      </w:pPr>
       <w:r>
-        <w:rPr>
-          <w:b w:val="0"/>
-          <w:i w:val="0"/>
-          <w:sz w:val="22"/>
-        </w:rPr>
-        <w:t>(c) Brave</w:t>
+        <w:t xml:space="preserve">(c) Meenakshi Temple, Madurai</w:t>
       </w:r>
     </w:p>
     <w:p>
-      <w:pPr>
-        <w:spacing w:after="0" w:before="0"/>
-      </w:pPr>
       <w:r>
-        <w:rPr>
-          <w:b w:val="0"/>
-          <w:i w:val="0"/>
-          <w:sz w:val="22"/>
-        </w:rPr>
-        <w:t>(d) Cowardly</w:t>
+        <w:t xml:space="preserve">(d) Khajuraho Temples</w:t>
       </w:r>
     </w:p>
     <w:p>
-      <w:pPr>
-        <w:spacing w:after="0" w:before="40"/>
-      </w:pPr>
       <w:r>
-        <w:rPr>
-          <w:b/>
-          <w:i w:val="0"/>
-          <w:sz w:val="22"/>
-        </w:rPr>
-        <w:t>Answer: c</w:t>
+        <w:t xml:space="preserve">Answer: a</w:t>
       </w:r>
     </w:p>
     <w:p>
-      <w:pPr>
-        <w:spacing w:after="0" w:before="0"/>
-      </w:pPr>
       <w:r>
-        <w:rPr>
-          <w:b w:val="0"/>
-          <w:i w:val="0"/>
-          <w:sz w:val="21"/>
-        </w:rPr>
-        <w:t>Solution: 'Courageous' means brave, showing courage in the face of danger. Timid, fearful, and cowardly are antonyms.</w:t>
+        <w:t xml:space="preserve">Solution: Rajaraja Chola I built the Brihadeeswarar (Big) Temple at Thanjavur in the 11th century — a UNESCO World Heritage Site.</w:t>
       </w:r>
     </w:p>
     <w:p>
-      <w:pPr>
-        <w:spacing w:after="0" w:before="0"/>
-      </w:pPr>
       <w:r>
-        <w:rPr>
-          <w:b w:val="0"/>
-          <w:i w:val="0"/>
-          <w:sz w:val="20"/>
-        </w:rPr>
-        <w:t>Positive Marks: 1</w:t>
+        <w:t xml:space="preserve">Positive Marks: 1</w:t>
       </w:r>
     </w:p>
     <w:p>
-      <w:pPr>
-        <w:spacing w:after="160" w:before="0"/>
-      </w:pPr>
       <w:r>
-        <w:rPr>
-          <w:b w:val="0"/>
-          <w:i w:val="0"/>
-          <w:sz w:val="20"/>
-        </w:rPr>
-        <w:t>Negative Marks: 0.25</w:t>
+        <w:t xml:space="preserve">Negative Marks: 0.25</w:t>
       </w:r>
     </w:p>
     <w:p>
-      <w:pPr>
-        <w:spacing w:after="40" w:before="120"/>
-      </w:pPr>
       <w:r>
-        <w:rPr>
-          <w:b w:val="0"/>
-          <w:i w:val="0"/>
-          <w:sz w:val="22"/>
-        </w:rPr>
-        <w:t>Question: Which of the following words is spelled correctly?</w:t>
+        <w:t xml:space="preserve"/>
       </w:r>
     </w:p>
     <w:p>
-      <w:pPr>
-        <w:spacing w:after="0" w:before="0"/>
-      </w:pPr>
       <w:r>
-        <w:rPr>
-          <w:b w:val="0"/>
-          <w:i w:val="0"/>
-          <w:sz w:val="22"/>
-        </w:rPr>
-        <w:t>(a) Priviledge</w:t>
+        <w:t xml:space="preserve">Question: Which planet is known as the "Morning Star"?</w:t>
       </w:r>
     </w:p>
     <w:p>
-      <w:pPr>
-        <w:spacing w:after="0" w:before="0"/>
-      </w:pPr>
       <w:r>
-        <w:rPr>
-          <w:b w:val="0"/>
-          <w:i w:val="0"/>
-          <w:sz w:val="22"/>
-        </w:rPr>
-        <w:t>(b) Privilege</w:t>
+        <w:t xml:space="preserve">(a) Venus</w:t>
       </w:r>
     </w:p>
     <w:p>
-      <w:pPr>
-        <w:spacing w:after="0" w:before="0"/>
-      </w:pPr>
       <w:r>
-        <w:rPr>
-          <w:b w:val="0"/>
-          <w:i w:val="0"/>
-          <w:sz w:val="22"/>
-        </w:rPr>
-        <w:t>(c) Privilage</w:t>
+        <w:t xml:space="preserve">(b) Mars</w:t>
       </w:r>
     </w:p>
     <w:p>
-      <w:pPr>
-        <w:spacing w:after="0" w:before="0"/>
-      </w:pPr>
       <w:r>
-        <w:rPr>
-          <w:b w:val="0"/>
-          <w:i w:val="0"/>
-          <w:sz w:val="22"/>
-        </w:rPr>
-        <w:t>(d) Privelege</w:t>
+        <w:t xml:space="preserve">(c) Jupiter</w:t>
       </w:r>
     </w:p>
     <w:p>
-      <w:pPr>
-        <w:spacing w:after="0" w:before="40"/>
-      </w:pPr>
       <w:r>
-        <w:rPr>
-          <w:b/>
-          <w:i w:val="0"/>
-          <w:sz w:val="22"/>
-        </w:rPr>
-        <w:t>Answer: b</w:t>
+        <w:t xml:space="preserve">(d) Mercury</w:t>
       </w:r>
     </w:p>
     <w:p>
-      <w:pPr>
-        <w:spacing w:after="0" w:before="0"/>
-      </w:pPr>
       <w:r>
-        <w:rPr>
-          <w:b w:val="0"/>
-          <w:i w:val="0"/>
-          <w:sz w:val="21"/>
-        </w:rPr>
-        <w:t>Solution: 'Privilege' is the correct spelling. The other options add or rearrange letters incorrectly.</w:t>
+        <w:t xml:space="preserve">Answer: a</w:t>
       </w:r>
     </w:p>
     <w:p>
-      <w:pPr>
-        <w:spacing w:after="0" w:before="0"/>
-      </w:pPr>
       <w:r>
-        <w:rPr>
-          <w:b w:val="0"/>
-          <w:i w:val="0"/>
-          <w:sz w:val="20"/>
-        </w:rPr>
-        <w:t>Positive Marks: 1</w:t>
+        <w:t xml:space="preserve">Solution: Venus is called the "Morning Star" (and "Evening Star") because it is often the brightest object in the sky after the sun and moon.</w:t>
       </w:r>
     </w:p>
     <w:p>
-      <w:pPr>
-        <w:spacing w:after="160" w:before="0"/>
-      </w:pPr>
       <w:r>
-        <w:rPr>
-          <w:b w:val="0"/>
-          <w:i w:val="0"/>
-          <w:sz w:val="20"/>
-        </w:rPr>
-        <w:t>Negative Marks: 0.25</w:t>
+        <w:t xml:space="preserve">Positive Marks: 1</w:t>
       </w:r>
     </w:p>
     <w:p>
-      <w:pPr>
-        <w:spacing w:after="40" w:before="120"/>
-      </w:pPr>
       <w:r>
-        <w:rPr>
-          <w:b w:val="0"/>
-          <w:i w:val="0"/>
-          <w:sz w:val="22"/>
-        </w:rPr>
-        <w:t>Question: Fill in the blank with the correct preposition: 'The little girl is afraid ______ dogs.'</w:t>
+        <w:t xml:space="preserve">Negative Marks: 0.25</w:t>
       </w:r>
     </w:p>
     <w:p>
-      <w:pPr>
-        <w:spacing w:after="0" w:before="0"/>
-      </w:pPr>
       <w:r>
-        <w:rPr>
-          <w:b w:val="0"/>
-          <w:i w:val="0"/>
-          <w:sz w:val="22"/>
-        </w:rPr>
-        <w:t>(a) from</w:t>
+        <w:t xml:space="preserve"/>
       </w:r>
     </w:p>
     <w:p>
-      <w:pPr>
-        <w:spacing w:after="0" w:before="0"/>
-      </w:pPr>
       <w:r>
-        <w:rPr>
-          <w:b w:val="0"/>
-          <w:i w:val="0"/>
-          <w:sz w:val="22"/>
-        </w:rPr>
-        <w:t>(b) of</w:t>
+        <w:t xml:space="preserve">Question: The simple interest on ₹2000 at 5% per annum for 3 years is:</w:t>
       </w:r>
     </w:p>
     <w:p>
-      <w:pPr>
-        <w:spacing w:after="0" w:before="0"/>
-      </w:pPr>
       <w:r>
-        <w:rPr>
-          <w:b w:val="0"/>
-          <w:i w:val="0"/>
-          <w:sz w:val="22"/>
-        </w:rPr>
-        <w:t>(c) with</w:t>
+        <w:t xml:space="preserve">(a) ₹300</w:t>
       </w:r>
     </w:p>
     <w:p>
-      <w:pPr>
-        <w:spacing w:after="0" w:before="0"/>
-      </w:pPr>
       <w:r>
-        <w:rPr>
-          <w:b w:val="0"/>
-          <w:i w:val="0"/>
-          <w:sz w:val="22"/>
-        </w:rPr>
-        <w:t>(d) about</w:t>
+        <w:t xml:space="preserve">(b) ₹250</w:t>
       </w:r>
     </w:p>
     <w:p>
-      <w:pPr>
-        <w:spacing w:after="0" w:before="40"/>
-      </w:pPr>
       <w:r>
-        <w:rPr>
-          <w:b/>
-          <w:i w:val="0"/>
-          <w:sz w:val="22"/>
-        </w:rPr>
-        <w:t>Answer: b</w:t>
+        <w:t xml:space="preserve">(c) ₹350</w:t>
       </w:r>
     </w:p>
     <w:p>
-      <w:pPr>
-        <w:spacing w:after="0" w:before="0"/>
-      </w:pPr>
       <w:r>
-        <w:rPr>
-          <w:b w:val="0"/>
-          <w:i w:val="0"/>
-          <w:sz w:val="21"/>
-        </w:rPr>
-        <w:t>Solution: The correct preposition after 'afraid' is 'of' (afraid of something). 'From', 'with', and 'about' do not fit this context.</w:t>
+        <w:t xml:space="preserve">(d) ₹150</w:t>
       </w:r>
     </w:p>
     <w:p>
-      <w:pPr>
-        <w:spacing w:after="0" w:before="0"/>
-      </w:pPr>
       <w:r>
-        <w:rPr>
-          <w:b w:val="0"/>
-          <w:i w:val="0"/>
-          <w:sz w:val="20"/>
-        </w:rPr>
-        <w:t>Positive Marks: 1</w:t>
+        <w:t xml:space="preserve">Answer: a</w:t>
       </w:r>
     </w:p>
     <w:p>
-      <w:pPr>
-        <w:spacing w:after="160" w:before="0"/>
-      </w:pPr>
       <w:r>
-        <w:rPr>
-          <w:b w:val="0"/>
-          <w:i w:val="0"/>
-          <w:sz w:val="20"/>
-        </w:rPr>
-        <w:t>Negative Marks: 0.25</w:t>
+        <w:t xml:space="preserve">Solution: SI = P × R × T ÷ 100 = 2000 × 5 × 3 ÷ 100 = ₹300.</w:t>
       </w:r>
     </w:p>
     <w:p>
-      <w:pPr>
-        <w:spacing w:after="40" w:before="120"/>
-      </w:pPr>
       <w:r>
-        <w:rPr>
-          <w:b w:val="0"/>
-          <w:i w:val="0"/>
-          <w:sz w:val="22"/>
-        </w:rPr>
-        <w:t>Question: Choose the one-word substitute for: 'One who studies the origin and history of words.'</w:t>
+        <w:t xml:space="preserve">Positive Marks: 1</w:t>
       </w:r>
     </w:p>
     <w:p>
-      <w:pPr>
-        <w:spacing w:after="0" w:before="0"/>
-      </w:pPr>
       <w:r>
-        <w:rPr>
-          <w:b w:val="0"/>
-          <w:i w:val="0"/>
-          <w:sz w:val="22"/>
-        </w:rPr>
-        <w:t>(a) Etymologist</w:t>
+        <w:t xml:space="preserve">Negative Marks: 0.25</w:t>
       </w:r>
     </w:p>
     <w:p>
-      <w:pPr>
-        <w:spacing w:after="0" w:before="0"/>
-      </w:pPr>
       <w:r>
-        <w:rPr>
-          <w:b w:val="0"/>
-          <w:i w:val="0"/>
-          <w:sz w:val="22"/>
-        </w:rPr>
-        <w:t>(b) Entomologist</w:t>
+        <w:t xml:space="preserve"/>
       </w:r>
     </w:p>
     <w:p>
-      <w:pPr>
-        <w:spacing w:after="0" w:before="0"/>
-      </w:pPr>
       <w:r>
-        <w:rPr>
-          <w:b w:val="0"/>
-          <w:i w:val="0"/>
-          <w:sz w:val="22"/>
-        </w:rPr>
-        <w:t>(c) Geologist</w:t>
+        <w:t xml:space="preserve">Question: Which of the following is a type of computer network spanning a city?</w:t>
       </w:r>
     </w:p>
     <w:p>
-      <w:pPr>
-        <w:spacing w:after="0" w:before="0"/>
-      </w:pPr>
       <w:r>
-        <w:rPr>
-          <w:b w:val="0"/>
-          <w:i w:val="0"/>
-          <w:sz w:val="22"/>
-        </w:rPr>
-        <w:t>(d) Psychologist</w:t>
+        <w:t xml:space="preserve">(a) MAN (Metropolitan Area Network)</w:t>
       </w:r>
     </w:p>
     <w:p>
-      <w:pPr>
-        <w:spacing w:after="0" w:before="40"/>
-      </w:pPr>
       <w:r>
-        <w:rPr>
-          <w:b/>
-          <w:i w:val="0"/>
-          <w:sz w:val="22"/>
-        </w:rPr>
-        <w:t>Answer: a</w:t>
+        <w:t xml:space="preserve">(b) LAN</w:t>
       </w:r>
     </w:p>
     <w:p>
-      <w:pPr>
-        <w:spacing w:after="0" w:before="0"/>
-      </w:pPr>
       <w:r>
-        <w:rPr>
-          <w:b w:val="0"/>
-          <w:i w:val="0"/>
-          <w:sz w:val="21"/>
-        </w:rPr>
-        <w:t>Solution: An etymologist studies word origins and history. An entomologist studies insects, a geologist studies the earth, and a psychologist studies behavior and the mind.</w:t>
+        <w:t xml:space="preserve">(c) WAN</w:t>
       </w:r>
     </w:p>
     <w:p>
-      <w:pPr>
-        <w:spacing w:after="0" w:before="0"/>
-      </w:pPr>
       <w:r>
-        <w:rPr>
-          <w:b w:val="0"/>
-          <w:i w:val="0"/>
-          <w:sz w:val="20"/>
-        </w:rPr>
-        <w:t>Positive Marks: 1</w:t>
+        <w:t xml:space="preserve">(d) PAN</w:t>
       </w:r>
     </w:p>
     <w:p>
-      <w:pPr>
-        <w:spacing w:after="160" w:before="0"/>
-      </w:pPr>
       <w:r>
-        <w:rPr>
-          <w:b w:val="0"/>
-          <w:i w:val="0"/>
-          <w:sz w:val="20"/>
-        </w:rPr>
-        <w:t>Negative Marks: 0.25</w:t>
+        <w:t xml:space="preserve">Answer: a</w:t>
       </w:r>
     </w:p>
     <w:p>
-      <w:pPr>
-        <w:spacing w:after="40" w:before="120"/>
-      </w:pPr>
       <w:r>
-        <w:rPr>
-          <w:b w:val="0"/>
-          <w:i w:val="0"/>
-          <w:sz w:val="22"/>
-        </w:rPr>
-        <w:t>Question: What is the meaning of the idiom 'to let the cat out of the bag'?</w:t>
+        <w:t xml:space="preserve">Solution: A MAN covers a city or metropolitan area, larger than a LAN (building/campus) but smaller than a WAN (country/world).</w:t>
       </w:r>
     </w:p>
     <w:p>
-      <w:pPr>
-        <w:spacing w:after="0" w:before="0"/>
-      </w:pPr>
       <w:r>
-        <w:rPr>
-          <w:b w:val="0"/>
-          <w:i w:val="0"/>
-          <w:sz w:val="22"/>
-        </w:rPr>
-        <w:t>(a) To reveal a secret</w:t>
+        <w:t xml:space="preserve">Positive Marks: 1</w:t>
       </w:r>
     </w:p>
     <w:p>
-      <w:pPr>
-        <w:spacing w:after="0" w:before="0"/>
-      </w:pPr>
       <w:r>
-        <w:rPr>
-          <w:b w:val="0"/>
-          <w:i w:val="0"/>
-          <w:sz w:val="22"/>
-        </w:rPr>
-        <w:t>(b) To release a pet</w:t>
+        <w:t xml:space="preserve">Negative Marks: 0.25</w:t>
       </w:r>
     </w:p>
     <w:p>
-      <w:pPr>
-        <w:spacing w:after="0" w:before="0"/>
-      </w:pPr>
       <w:r>
-        <w:rPr>
-          <w:b w:val="0"/>
-          <w:i w:val="0"/>
-          <w:sz w:val="22"/>
-        </w:rPr>
-        <w:t>(c) To waste money</w:t>
+        <w:t xml:space="preserve"/>
       </w:r>
     </w:p>
     <w:p>
-      <w:pPr>
-        <w:spacing w:after="0" w:before="0"/>
-      </w:pPr>
       <w:r>
-        <w:rPr>
-          <w:b w:val="0"/>
-          <w:i w:val="0"/>
-          <w:sz w:val="22"/>
-        </w:rPr>
-        <w:t>(d) To start a fight</w:t>
+        <w:t xml:space="preserve">Question: The "Father of the Indian Constitution" is:</w:t>
       </w:r>
     </w:p>
     <w:p>
-      <w:pPr>
-        <w:spacing w:after="0" w:before="40"/>
-      </w:pPr>
       <w:r>
-        <w:rPr>
-          <w:b/>
-          <w:i w:val="0"/>
-          <w:sz w:val="22"/>
-        </w:rPr>
-        <w:t>Answer: a</w:t>
+        <w:t xml:space="preserve">(a) Dr. B.R. Ambedkar</w:t>
       </w:r>
     </w:p>
     <w:p>
-      <w:pPr>
-        <w:spacing w:after="0" w:before="0"/>
-      </w:pPr>
       <w:r>
-        <w:rPr>
-          <w:b w:val="0"/>
-          <w:i w:val="0"/>
-          <w:sz w:val="21"/>
-        </w:rPr>
-        <w:t>Solution: 'To let the cat out of the bag' means to reveal a secret or surprise, usually unintentionally.</w:t>
+        <w:t xml:space="preserve">(b) Mahatma Gandhi</w:t>
       </w:r>
     </w:p>
     <w:p>
-      <w:pPr>
-        <w:spacing w:after="0" w:before="0"/>
-      </w:pPr>
       <w:r>
-        <w:rPr>
-          <w:b w:val="0"/>
-          <w:i w:val="0"/>
-          <w:sz w:val="20"/>
-        </w:rPr>
-        <w:t>Positive Marks: 1</w:t>
+        <w:t xml:space="preserve">(c) Jawaharlal Nehru</w:t>
       </w:r>
     </w:p>
     <w:p>
-      <w:pPr>
-        <w:spacing w:after="160" w:before="0"/>
-      </w:pPr>
       <w:r>
-        <w:rPr>
-          <w:b w:val="0"/>
-          <w:i w:val="0"/>
-          <w:sz w:val="20"/>
-        </w:rPr>
-        <w:t>Negative Marks: 0.25</w:t>
+        <w:t xml:space="preserve">(d) Sardar Patel</w:t>
       </w:r>
     </w:p>
     <w:p>
-      <w:pPr>
-        <w:spacing w:after="40" w:before="120"/>
-      </w:pPr>
       <w:r>
-        <w:rPr>
-          <w:b w:val="0"/>
-          <w:i w:val="0"/>
-          <w:sz w:val="22"/>
-        </w:rPr>
-        <w:t>Question: Change into passive voice: 'The chef has cooked the meal.'</w:t>
+        <w:t xml:space="preserve">Answer: a</w:t>
       </w:r>
     </w:p>
     <w:p>
-      <w:pPr>
-        <w:spacing w:after="0" w:before="0"/>
-      </w:pPr>
       <w:r>
-        <w:rPr>
-          <w:b w:val="0"/>
-          <w:i w:val="0"/>
-          <w:sz w:val="22"/>
-        </w:rPr>
-        <w:t>(a) The meal has been cooked by the chef</w:t>
+        <w:t xml:space="preserve">Solution: Dr. B.R. Ambedkar chaired the Drafting Committee of the Constituent Assembly and is called the "Father of the Indian Constitution."</w:t>
       </w:r>
     </w:p>
     <w:p>
-      <w:pPr>
-        <w:spacing w:after="0" w:before="0"/>
-      </w:pPr>
       <w:r>
-        <w:rPr>
-          <w:b w:val="0"/>
-          <w:i w:val="0"/>
-          <w:sz w:val="22"/>
-        </w:rPr>
-        <w:t>(b) The meal has cooked by the chef</w:t>
+        <w:t xml:space="preserve">Positive Marks: 1</w:t>
       </w:r>
     </w:p>
     <w:p>
-      <w:pPr>
-        <w:spacing w:after="0" w:before="0"/>
-      </w:pPr>
       <w:r>
-        <w:rPr>
-          <w:b w:val="0"/>
-          <w:i w:val="0"/>
-          <w:sz w:val="22"/>
-        </w:rPr>
-        <w:t>(c) The meal has been cook by the chef</w:t>
+        <w:t xml:space="preserve">Negative Marks: 0.25</w:t>
       </w:r>
     </w:p>
     <w:p>
-      <w:pPr>
-        <w:spacing w:after="0" w:before="0"/>
-      </w:pPr>
       <w:r>
-        <w:rPr>
-          <w:b w:val="0"/>
-          <w:i w:val="0"/>
-          <w:sz w:val="22"/>
-        </w:rPr>
-        <w:t>(d) The meal is cooked by the chef</w:t>
+        <w:t xml:space="preserve"/>
       </w:r>
     </w:p>
     <w:p>
-      <w:pPr>
-        <w:spacing w:after="0" w:before="40"/>
-      </w:pPr>
       <w:r>
-        <w:rPr>
-          <w:b/>
-          <w:i w:val="0"/>
-          <w:sz w:val="22"/>
-        </w:rPr>
-        <w:t>Answer: a</w:t>
+        <w:t xml:space="preserve">Question: If a number is increased by 25% and the result is 50, what was the original number?</w:t>
       </w:r>
     </w:p>
     <w:p>
-      <w:pPr>
-        <w:spacing w:after="0" w:before="0"/>
-      </w:pPr>
       <w:r>
-        <w:rPr>
-          <w:b w:val="0"/>
-          <w:i w:val="0"/>
-          <w:sz w:val="21"/>
-        </w:rPr>
-        <w:t>Solution: The present perfect active ('has cooked') becomes 'has been cooked' in the passive: 'The meal has been cooked by the chef.'</w:t>
+        <w:t xml:space="preserve">(a) 40</w:t>
       </w:r>
     </w:p>
     <w:p>
-      <w:pPr>
-        <w:spacing w:after="0" w:before="0"/>
-      </w:pPr>
       <w:r>
-        <w:rPr>
-          <w:b w:val="0"/>
-          <w:i w:val="0"/>
-          <w:sz w:val="20"/>
-        </w:rPr>
-        <w:t>Positive Marks: 1</w:t>
+        <w:t xml:space="preserve">(b) 45</w:t>
       </w:r>
     </w:p>
     <w:p>
-      <w:pPr>
-        <w:spacing w:after="160" w:before="0"/>
-      </w:pPr>
       <w:r>
-        <w:rPr>
-          <w:b w:val="0"/>
-          <w:i w:val="0"/>
-          <w:sz w:val="20"/>
-        </w:rPr>
-        <w:t>Negative Marks: 0.25</w:t>
+        <w:t xml:space="preserve">(c) 35</w:t>
       </w:r>
     </w:p>
     <w:p>
-      <w:pPr>
-        <w:spacing w:after="40" w:before="120"/>
-      </w:pPr>
       <w:r>
-        <w:rPr>
-          <w:b w:val="0"/>
-          <w:i w:val="0"/>
-          <w:sz w:val="22"/>
-        </w:rPr>
-        <w:t>Question: Identify the part of the sentence that contains an error: 'One of my friends (a) are coming (b) to visit (c) the hospital today (d).'</w:t>
+        <w:t xml:space="preserve">(d) 42</w:t>
       </w:r>
     </w:p>
     <w:p>
-      <w:pPr>
-        <w:spacing w:after="0" w:before="0"/>
-      </w:pPr>
       <w:r>
-        <w:rPr>
-          <w:b w:val="0"/>
-          <w:i w:val="0"/>
-          <w:sz w:val="22"/>
-        </w:rPr>
-        <w:t>(a) (a) One of my friends</w:t>
+        <w:t xml:space="preserve">Answer: a</w:t>
       </w:r>
     </w:p>
     <w:p>
-      <w:pPr>
-        <w:spacing w:after="0" w:before="0"/>
-      </w:pPr>
       <w:r>
-        <w:rPr>
-          <w:b w:val="0"/>
-          <w:i w:val="0"/>
-          <w:sz w:val="22"/>
-        </w:rPr>
-        <w:t>(b) (b) are coming</w:t>
+        <w:t xml:space="preserve">Solution: 125% of the number = 50, so the number = 50 ÷ 1.25 = 40.</w:t>
       </w:r>
     </w:p>
     <w:p>
-      <w:pPr>
-        <w:spacing w:after="0" w:before="0"/>
-      </w:pPr>
       <w:r>
-        <w:rPr>
-          <w:b w:val="0"/>
-          <w:i w:val="0"/>
-          <w:sz w:val="22"/>
-        </w:rPr>
-        <w:t>(c) (c) to visit</w:t>
+        <w:t xml:space="preserve">Positive Marks: 1</w:t>
       </w:r>
     </w:p>
     <w:p>
-      <w:pPr>
-        <w:spacing w:after="0" w:before="0"/>
-      </w:pPr>
       <w:r>
-        <w:rPr>
-          <w:b w:val="0"/>
-          <w:i w:val="0"/>
-          <w:sz w:val="22"/>
-        </w:rPr>
-        <w:t>(d) (d) the hospital today</w:t>
+        <w:t xml:space="preserve">Negative Marks: 0.25</w:t>
       </w:r>
     </w:p>
     <w:p>
-      <w:pPr>
-        <w:spacing w:after="0" w:before="40"/>
-      </w:pPr>
       <w:r>
-        <w:rPr>
-          <w:b/>
-          <w:i w:val="0"/>
-          <w:sz w:val="22"/>
-        </w:rPr>
-        <w:t>Answer: b</w:t>
+        <w:t xml:space="preserve"/>
       </w:r>
     </w:p>
     <w:p>
-      <w:pPr>
-        <w:spacing w:after="0" w:before="0"/>
-      </w:pPr>
       <w:r>
-        <w:rPr>
-          <w:b w:val="0"/>
-          <w:i w:val="0"/>
-          <w:sz w:val="21"/>
-        </w:rPr>
-        <w:t>Solution: 'One of' takes a singular verb: 'One of my friends IS coming.' The other parts are correct.</w:t>
+        <w:t xml:space="preserve">Question: Which of the following is an example of an input device?</w:t>
       </w:r>
     </w:p>
     <w:p>
-      <w:pPr>
-        <w:spacing w:after="0" w:before="0"/>
-      </w:pPr>
       <w:r>
-        <w:rPr>
-          <w:b w:val="0"/>
-          <w:i w:val="0"/>
-          <w:sz w:val="20"/>
-        </w:rPr>
-        <w:t>Positive Marks: 1</w:t>
+        <w:t xml:space="preserve">(a) Scanner</w:t>
       </w:r>
     </w:p>
     <w:p>
-      <w:pPr>
-        <w:spacing w:after="160" w:before="0"/>
-      </w:pPr>
       <w:r>
-        <w:rPr>
-          <w:b w:val="0"/>
-          <w:i w:val="0"/>
-          <w:sz w:val="20"/>
-        </w:rPr>
-        <w:t>Negative Marks: 0.25</w:t>
+        <w:t xml:space="preserve">(b) Printer</w:t>
       </w:r>
     </w:p>
     <w:p>
-      <w:pPr>
-        <w:spacing w:after="40" w:before="120"/>
-      </w:pPr>
       <w:r>
-        <w:rPr>
-          <w:b w:val="0"/>
-          <w:i w:val="0"/>
-          <w:sz w:val="22"/>
-        </w:rPr>
-        <w:t>Question: Select the word opposite in meaning to 'Bitter'.</w:t>
+        <w:t xml:space="preserve">(c) Monitor</w:t>
       </w:r>
     </w:p>
     <w:p>
-      <w:pPr>
-        <w:spacing w:after="0" w:before="0"/>
-      </w:pPr>
       <w:r>
-        <w:rPr>
-          <w:b w:val="0"/>
-          <w:i w:val="0"/>
-          <w:sz w:val="22"/>
-        </w:rPr>
-        <w:t>(a) Sour</w:t>
+        <w:t xml:space="preserve">(d) Speaker</w:t>
       </w:r>
     </w:p>
     <w:p>
-      <w:pPr>
-        <w:spacing w:after="0" w:before="0"/>
-      </w:pPr>
       <w:r>
-        <w:rPr>
-          <w:b w:val="0"/>
-          <w:i w:val="0"/>
-          <w:sz w:val="22"/>
-        </w:rPr>
-        <w:t>(b) Sweet</w:t>
+        <w:t xml:space="preserve">Answer: a</w:t>
       </w:r>
     </w:p>
     <w:p>
-      <w:pPr>
-        <w:spacing w:after="0" w:before="0"/>
-      </w:pPr>
       <w:r>
-        <w:rPr>
-          <w:b w:val="0"/>
-          <w:i w:val="0"/>
-          <w:sz w:val="22"/>
-        </w:rPr>
-        <w:t>(c) Sharp</w:t>
+        <w:t xml:space="preserve">Solution: A scanner inputs images/documents into the computer. Printers, monitors, and speakers are output devices.</w:t>
       </w:r>
     </w:p>
     <w:p>
-      <w:pPr>
-        <w:spacing w:after="0" w:before="0"/>
-      </w:pPr>
       <w:r>
-        <w:rPr>
-          <w:b w:val="0"/>
-          <w:i w:val="0"/>
-          <w:sz w:val="22"/>
-        </w:rPr>
-        <w:t>(d) Harsh</w:t>
+        <w:t xml:space="preserve">Positive Marks: 1</w:t>
       </w:r>
     </w:p>
     <w:p>
-      <w:pPr>
-        <w:spacing w:after="0" w:before="40"/>
-      </w:pPr>
       <w:r>
-        <w:rPr>
-          <w:b/>
-          <w:i w:val="0"/>
-          <w:sz w:val="22"/>
-        </w:rPr>
-        <w:t>Answer: b</w:t>
+        <w:t xml:space="preserve">Negative Marks: 0.25</w:t>
       </w:r>
     </w:p>
     <w:p>
-      <w:pPr>
-        <w:spacing w:after="0" w:before="0"/>
-      </w:pPr>
       <w:r>
-        <w:rPr>
-          <w:b w:val="0"/>
-          <w:i w:val="0"/>
-          <w:sz w:val="21"/>
-        </w:rPr>
-        <w:t>Solution: 'Bitter' has a sharp, unpleasant taste; its opposite in taste and in mood is 'sweet'. Sour, sharp, and harsh are related to bitter.</w:t>
+        <w:t xml:space="preserve"/>
       </w:r>
     </w:p>
     <w:p>
-      <w:pPr>
-        <w:spacing w:after="0" w:before="0"/>
-      </w:pPr>
       <w:r>
-        <w:rPr>
-          <w:b w:val="0"/>
-          <w:i w:val="0"/>
-          <w:sz w:val="20"/>
-        </w:rPr>
-        <w:t>Positive Marks: 1</w:t>
+        <w:t xml:space="preserve">Question: The Golden Temple is located in which city?</w:t>
       </w:r>
     </w:p>
     <w:p>
-      <w:pPr>
-        <w:spacing w:after="160" w:before="0"/>
-      </w:pPr>
       <w:r>
-        <w:rPr>
-          <w:b w:val="0"/>
-          <w:i w:val="0"/>
-          <w:sz w:val="20"/>
-        </w:rPr>
-        <w:t>Negative Marks: 0.25</w:t>
+        <w:t xml:space="preserve">(a) Amritsar</w:t>
       </w:r>
     </w:p>
     <w:p>
-      <w:pPr>
-        <w:spacing w:after="40" w:before="120"/>
-      </w:pPr>
       <w:r>
-        <w:rPr>
-          <w:b w:val="0"/>
-          <w:i w:val="0"/>
-          <w:sz w:val="22"/>
-        </w:rPr>
-        <w:t>Question: A patient is prescribed 0.5 g of a drug. The available tablet strength is 250 mg. How many tablets should the nurse administer?</w:t>
+        <w:t xml:space="preserve">(b) Ludhiana</w:t>
       </w:r>
     </w:p>
     <w:p>
-      <w:pPr>
-        <w:spacing w:after="0" w:before="0"/>
-      </w:pPr>
       <w:r>
-        <w:rPr>
-          <w:b w:val="0"/>
-          <w:i w:val="0"/>
-          <w:sz w:val="22"/>
-        </w:rPr>
-        <w:t>(a) 1 tablet</w:t>
+        <w:t xml:space="preserve">(c) Jalandhar</w:t>
       </w:r>
     </w:p>
     <w:p>
-      <w:pPr>
-        <w:spacing w:after="0" w:before="0"/>
-      </w:pPr>
       <w:r>
-        <w:rPr>
-          <w:b w:val="0"/>
-          <w:i w:val="0"/>
-          <w:sz w:val="22"/>
-        </w:rPr>
-        <w:t>(b) 2 tablets</w:t>
+        <w:t xml:space="preserve">(d) Patiala</w:t>
       </w:r>
     </w:p>
     <w:p>
-      <w:pPr>
-        <w:spacing w:after="0" w:before="0"/>
-      </w:pPr>
       <w:r>
-        <w:rPr>
-          <w:b w:val="0"/>
-          <w:i w:val="0"/>
-          <w:sz w:val="22"/>
-        </w:rPr>
-        <w:t>(c) 4 tablets</w:t>
+        <w:t xml:space="preserve">Answer: a</w:t>
       </w:r>
     </w:p>
     <w:p>
-      <w:pPr>
-        <w:spacing w:after="0" w:before="0"/>
-      </w:pPr>
       <w:r>
-        <w:rPr>
-          <w:b w:val="0"/>
-          <w:i w:val="0"/>
-          <w:sz w:val="22"/>
-        </w:rPr>
-        <w:t>(d) 0.5 tablet</w:t>
+        <w:t xml:space="preserve">Solution: The Golden Temple (Harmandir Sahib), the holiest shrine of Sikhism, is in Amritsar, Punjab.</w:t>
       </w:r>
     </w:p>
     <w:p>
-      <w:pPr>
-        <w:spacing w:after="0" w:before="40"/>
-      </w:pPr>
       <w:r>
-        <w:rPr>
-          <w:b/>
-          <w:i w:val="0"/>
-          <w:sz w:val="22"/>
-        </w:rPr>
-        <w:t>Answer: b</w:t>
+        <w:t xml:space="preserve">Positive Marks: 1</w:t>
       </w:r>
     </w:p>
     <w:p>
-      <w:pPr>
-        <w:spacing w:after="0" w:before="0"/>
-      </w:pPr>
       <w:r>
-        <w:rPr>
-          <w:b w:val="0"/>
-          <w:i w:val="0"/>
-          <w:sz w:val="21"/>
-        </w:rPr>
-        <w:t>Solution: 0.5 g = 500 mg. Tablets needed = 500 ÷ 250 = 2 tablets.</w:t>
+        <w:t xml:space="preserve">Negative Marks: 0.25</w:t>
       </w:r>
     </w:p>
     <w:p>
-      <w:pPr>
-        <w:spacing w:after="0" w:before="0"/>
-      </w:pPr>
       <w:r>
-        <w:rPr>
-          <w:b w:val="0"/>
-          <w:i w:val="0"/>
-          <w:sz w:val="20"/>
-        </w:rPr>
-        <w:t>Positive Marks: 1</w:t>
+        <w:t xml:space="preserve"/>
       </w:r>
     </w:p>
     <w:p>
-      <w:pPr>
-        <w:spacing w:after="160" w:before="0"/>
-      </w:pPr>
       <w:r>
-        <w:rPr>
-          <w:b w:val="0"/>
-          <w:i w:val="0"/>
-          <w:sz w:val="20"/>
-        </w:rPr>
-        <w:t>Negative Marks: 0.25</w:t>
+        <w:t xml:space="preserve">Question: The octal equivalent of the decimal number 10 is:</w:t>
       </w:r>
     </w:p>
     <w:p>
-      <w:pPr>
-        <w:spacing w:after="40" w:before="120"/>
-      </w:pPr>
       <w:r>
-        <w:rPr>
-          <w:b w:val="0"/>
-          <w:i w:val="0"/>
-          <w:sz w:val="22"/>
-        </w:rPr>
-        <w:t>Question: A ward has 24 nurses, and 25% are on leave today. How many nurses are on duty?</w:t>
+        <w:t xml:space="preserve">(a) 12</w:t>
       </w:r>
     </w:p>
     <w:p>
-      <w:pPr>
-        <w:spacing w:after="0" w:before="0"/>
-      </w:pPr>
       <w:r>
-        <w:rPr>
-          <w:b w:val="0"/>
-          <w:i w:val="0"/>
-          <w:sz w:val="22"/>
-        </w:rPr>
-        <w:t>(a) 12</w:t>
+        <w:t xml:space="preserve">(b) 10</w:t>
       </w:r>
     </w:p>
     <w:p>
-      <w:pPr>
-        <w:spacing w:after="0" w:before="0"/>
-      </w:pPr>
       <w:r>
-        <w:rPr>
-          <w:b w:val="0"/>
-          <w:i w:val="0"/>
-          <w:sz w:val="22"/>
-        </w:rPr>
-        <w:t>(b) 16</w:t>
+        <w:t xml:space="preserve">(c) 8</w:t>
       </w:r>
     </w:p>
     <w:p>
-      <w:pPr>
-        <w:spacing w:after="0" w:before="0"/>
-      </w:pPr>
       <w:r>
-        <w:rPr>
-          <w:b w:val="0"/>
-          <w:i w:val="0"/>
-          <w:sz w:val="22"/>
-        </w:rPr>
-        <w:t>(c) 18</w:t>
+        <w:t xml:space="preserve">(d) 14</w:t>
       </w:r>
     </w:p>
     <w:p>
-      <w:pPr>
-        <w:spacing w:after="0" w:before="0"/>
-      </w:pPr>
       <w:r>
-        <w:rPr>
-          <w:b w:val="0"/>
-          <w:i w:val="0"/>
-          <w:sz w:val="22"/>
-        </w:rPr>
-        <w:t>(d) 20</w:t>
+        <w:t xml:space="preserve">Answer: a</w:t>
       </w:r>
     </w:p>
     <w:p>
-      <w:pPr>
-        <w:spacing w:after="0" w:before="40"/>
-      </w:pPr>
       <w:r>
-        <w:rPr>
-          <w:b/>
-          <w:i w:val="0"/>
-          <w:sz w:val="22"/>
-        </w:rPr>
-        <w:t>Answer: c</w:t>
+        <w:t xml:space="preserve">Solution: 10 ÷ 8 = 1 remainder 2, giving 12 in octal.</w:t>
       </w:r>
     </w:p>
     <w:p>
-      <w:pPr>
-        <w:spacing w:after="0" w:before="0"/>
-      </w:pPr>
       <w:r>
-        <w:rPr>
-          <w:b w:val="0"/>
-          <w:i w:val="0"/>
-          <w:sz w:val="21"/>
-        </w:rPr>
-        <w:t>Solution: On leave = 25% of 24 = 6. On duty = 24 − 6 = 18 nurses.</w:t>
+        <w:t xml:space="preserve">Positive Marks: 1</w:t>
       </w:r>
     </w:p>
     <w:p>
-      <w:pPr>
-        <w:spacing w:after="0" w:before="0"/>
-      </w:pPr>
       <w:r>
-        <w:rPr>
-          <w:b w:val="0"/>
-          <w:i w:val="0"/>
-          <w:sz w:val="20"/>
-        </w:rPr>
-        <w:t>Positive Marks: 1</w:t>
+        <w:t xml:space="preserve">Negative Marks: 0.25</w:t>
       </w:r>
     </w:p>
     <w:p>
-      <w:pPr>
-        <w:spacing w:after="160" w:before="0"/>
-      </w:pPr>
       <w:r>
-        <w:rPr>
-          <w:b w:val="0"/>
-          <w:i w:val="0"/>
-          <w:sz w:val="20"/>
-        </w:rPr>
-        <w:t>Negative Marks: 0.25</w:t>
+        <w:t xml:space="preserve"/>
       </w:r>
     </w:p>
     <w:p>
-      <w:pPr>
-        <w:spacing w:after="40" w:before="120"/>
-      </w:pPr>
       <w:r>
-        <w:rPr>
-          <w:b w:val="0"/>
-          <w:i w:val="0"/>
-          <w:sz w:val="22"/>
-        </w:rPr>
-        <w:t>Question: Which waterfall, formed by the Sharavathi river in Karnataka, is the highest plunge-type waterfall in India?</w:t>
+        <w:t xml:space="preserve">Question: A man walks 3 km north, then 4 km east. What is his shortest distance from the starting point?</w:t>
       </w:r>
     </w:p>
     <w:p>
-      <w:pPr>
-        <w:spacing w:after="0" w:before="0"/>
-      </w:pPr>
       <w:r>
-        <w:rPr>
-          <w:b w:val="0"/>
-          <w:i w:val="0"/>
-          <w:sz w:val="22"/>
-        </w:rPr>
-        <w:t>(a) Jog Falls</w:t>
+        <w:t xml:space="preserve">(a) 5 km</w:t>
       </w:r>
     </w:p>
     <w:p>
-      <w:pPr>
-        <w:spacing w:after="0" w:before="0"/>
-      </w:pPr>
       <w:r>
-        <w:rPr>
-          <w:b w:val="0"/>
-          <w:i w:val="0"/>
-          <w:sz w:val="22"/>
-        </w:rPr>
-        <w:t>(b) Dudhsagar Falls</w:t>
+        <w:t xml:space="preserve">(b) 7 km</w:t>
       </w:r>
     </w:p>
     <w:p>
-      <w:pPr>
-        <w:spacing w:after="0" w:before="0"/>
-      </w:pPr>
       <w:r>
-        <w:rPr>
-          <w:b w:val="0"/>
-          <w:i w:val="0"/>
-          <w:sz w:val="22"/>
-        </w:rPr>
-        <w:t>(c) Hogenakkal Falls</w:t>
+        <w:t xml:space="preserve">(c) 12 km</w:t>
       </w:r>
     </w:p>
     <w:p>
-      <w:pPr>
-        <w:spacing w:after="0" w:before="0"/>
-      </w:pPr>
       <w:r>
-        <w:rPr>
-          <w:b w:val="0"/>
-          <w:i w:val="0"/>
-          <w:sz w:val="22"/>
-        </w:rPr>
-        <w:t>(d) Athirappilly Falls</w:t>
+        <w:t xml:space="preserve">(d) 6 km</w:t>
       </w:r>
     </w:p>
     <w:p>
-      <w:pPr>
-        <w:spacing w:after="0" w:before="40"/>
-      </w:pPr>
       <w:r>
-        <w:rPr>
-          <w:b/>
-          <w:i w:val="0"/>
-          <w:sz w:val="22"/>
-        </w:rPr>
-        <w:t>Answer: a</w:t>
+        <w:t xml:space="preserve">Answer: a</w:t>
       </w:r>
     </w:p>
     <w:p>
-      <w:pPr>
-        <w:spacing w:after="0" w:before="0"/>
-      </w:pPr>
       <w:r>
-        <w:rPr>
-          <w:b w:val="0"/>
-          <w:i w:val="0"/>
-          <w:sz w:val="21"/>
-        </w:rPr>
-        <w:t>Solution: Jog Falls, on the Sharavathi river in Karnataka, is the highest plunge-type waterfall in India (about 253 m). Dudhsagar is in Goa, Hogenakkal on the Kaveri, and Athirappilly in Kerala.</w:t>
+        <w:t xml:space="preserve">Solution: By Pythagoras: √(3² + 4²) = √(9+16) = √25 = 5 km.</w:t>
       </w:r>
     </w:p>
     <w:p>
-      <w:pPr>
-        <w:spacing w:after="0" w:before="0"/>
-      </w:pPr>
       <w:r>
-        <w:rPr>
-          <w:b w:val="0"/>
-          <w:i w:val="0"/>
-          <w:sz w:val="20"/>
-        </w:rPr>
-        <w:t>Positive Marks: 1</w:t>
+        <w:t xml:space="preserve">Positive Marks: 1</w:t>
       </w:r>
     </w:p>
     <w:p>
-      <w:pPr>
-        <w:spacing w:after="160" w:before="0"/>
-      </w:pPr>
       <w:r>
-        <w:rPr>
-          <w:b w:val="0"/>
-          <w:i w:val="0"/>
-          <w:sz w:val="20"/>
-        </w:rPr>
-        <w:t>Negative Marks: 0.25</w:t>
+        <w:t xml:space="preserve">Negative Marks: 0.25</w:t>
       </w:r>
     </w:p>
     <w:p>
-      <w:pPr>
-        <w:spacing w:after="40" w:before="120"/>
-      </w:pPr>
       <w:r>
-        <w:rPr>
-          <w:b w:val="0"/>
-          <w:i w:val="0"/>
-          <w:sz w:val="22"/>
-        </w:rPr>
-        <w:t>Question: The ancient Greek physician Hippocrates is regarded as the founder of which branch of knowledge?</w:t>
+        <w:t xml:space="preserve">Question: The "Land of the Rising Sun" is a nickname for which country?</w:t>
       </w:r>
     </w:p>
     <w:p>
-      <w:pPr>
-        <w:spacing w:after="0" w:before="0"/>
-      </w:pPr>
       <w:r>
-        <w:rPr>
-          <w:b w:val="0"/>
-          <w:i w:val="0"/>
-          <w:sz w:val="22"/>
-        </w:rPr>
-        <w:t>(a) Modern medicine</w:t>
+        <w:t xml:space="preserve">(a) Japan</w:t>
       </w:r>
     </w:p>
     <w:p>
-      <w:pPr>
-        <w:spacing w:after="0" w:before="0"/>
-      </w:pPr>
       <w:r>
-        <w:rPr>
-          <w:b w:val="0"/>
-          <w:i w:val="0"/>
-          <w:sz w:val="22"/>
-        </w:rPr>
-        <w:t>(b) Astronomy</w:t>
+        <w:t xml:space="preserve">(b) China</w:t>
       </w:r>
     </w:p>
     <w:p>
-      <w:pPr>
-        <w:spacing w:after="0" w:before="0"/>
-      </w:pPr>
       <w:r>
-        <w:rPr>
-          <w:b w:val="0"/>
-          <w:i w:val="0"/>
-          <w:sz w:val="22"/>
-        </w:rPr>
-        <w:t>(c) Architecture</w:t>
+        <w:t xml:space="preserve">(c) Australia</w:t>
       </w:r>
     </w:p>
     <w:p>
-      <w:pPr>
-        <w:spacing w:after="0" w:before="0"/>
-      </w:pPr>
       <w:r>
-        <w:rPr>
-          <w:b w:val="0"/>
-          <w:i w:val="0"/>
-          <w:sz w:val="22"/>
-        </w:rPr>
-        <w:t>(d) Law</w:t>
+        <w:t xml:space="preserve">(d) Canada</w:t>
       </w:r>
     </w:p>
     <w:p>
-      <w:pPr>
-        <w:spacing w:after="0" w:before="40"/>
-      </w:pPr>
       <w:r>
-        <w:rPr>
-          <w:b/>
-          <w:i w:val="0"/>
-          <w:sz w:val="22"/>
-        </w:rPr>
-        <w:t>Answer: a</w:t>
+        <w:t xml:space="preserve">Answer: a</w:t>
       </w:r>
     </w:p>
     <w:p>
-      <w:pPr>
-        <w:spacing w:after="0" w:before="0"/>
-      </w:pPr>
       <w:r>
-        <w:rPr>
-          <w:b w:val="0"/>
-          <w:i w:val="0"/>
-          <w:sz w:val="21"/>
-        </w:rPr>
-        <w:t>Solution: Hippocrates, the ancient Greek physician, is regarded as the Father of Modern Medicine; the Hippocratic Oath is named after him.</w:t>
+        <w:t xml:space="preserve">Solution: Japan is called the "Land of the Rising Sun" (Nihon means "origin of the sun"), a name reflected in its flag.</w:t>
       </w:r>
     </w:p>
     <w:p>
-      <w:pPr>
-        <w:spacing w:after="0" w:before="0"/>
-      </w:pPr>
       <w:r>
-        <w:rPr>
-          <w:b w:val="0"/>
-          <w:i w:val="0"/>
-          <w:sz w:val="20"/>
-        </w:rPr>
-        <w:t>Positive Marks: 1</w:t>
+        <w:t xml:space="preserve">Positive Marks: 1</w:t>
       </w:r>
     </w:p>
     <w:p>
-      <w:pPr>
-        <w:spacing w:after="160" w:before="0"/>
-      </w:pPr>
       <w:r>
-        <w:rPr>
-          <w:b w:val="0"/>
-          <w:i w:val="0"/>
-          <w:sz w:val="20"/>
-        </w:rPr>
-        <w:t>Negative Marks: 0.25</w:t>
+        <w:t xml:space="preserve">Negative Marks: 0.25</w:t>
       </w:r>
     </w:p>
     <w:p>
-      <w:pPr>
-        <w:spacing w:after="40" w:before="120"/>
-      </w:pPr>
       <w:r>
-        <w:rPr>
-          <w:b w:val="0"/>
-          <w:i w:val="0"/>
-          <w:sz w:val="22"/>
-        </w:rPr>
-        <w:t>Question: Which tree is the national tree of India?</w:t>
+        <w:t xml:space="preserve"/>
       </w:r>
     </w:p>
     <w:p>
-      <w:pPr>
-        <w:spacing w:after="0" w:before="0"/>
-      </w:pPr>
       <w:r>
-        <w:rPr>
-          <w:b w:val="0"/>
-          <w:i w:val="0"/>
-          <w:sz w:val="22"/>
-        </w:rPr>
-        <w:t>(a) Banyan</w:t>
+        <w:t xml:space="preserve">Question: Which of the following diseases is transmitted by the bite of the Anopheles mosquito?</w:t>
       </w:r>
     </w:p>
     <w:p>
-      <w:pPr>
-        <w:spacing w:after="0" w:before="0"/>
-      </w:pPr>
       <w:r>
-        <w:rPr>
-          <w:b w:val="0"/>
-          <w:i w:val="0"/>
-          <w:sz w:val="22"/>
-        </w:rPr>
-        <w:t>(b) Neem</w:t>
+        <w:t xml:space="preserve">(a) Malaria</w:t>
       </w:r>
     </w:p>
     <w:p>
-      <w:pPr>
-        <w:spacing w:after="0" w:before="0"/>
-      </w:pPr>
       <w:r>
-        <w:rPr>
-          <w:b w:val="0"/>
-          <w:i w:val="0"/>
-          <w:sz w:val="22"/>
-        </w:rPr>
-        <w:t>(c) Peepal</w:t>
+        <w:t xml:space="preserve">(b) Dengue</w:t>
       </w:r>
     </w:p>
     <w:p>
-      <w:pPr>
-        <w:spacing w:after="0" w:before="0"/>
-      </w:pPr>
       <w:r>
-        <w:rPr>
-          <w:b w:val="0"/>
-          <w:i w:val="0"/>
-          <w:sz w:val="22"/>
-        </w:rPr>
-        <w:t>(d) Mango</w:t>
+        <w:t xml:space="preserve">(c) Chikungunya</w:t>
       </w:r>
     </w:p>
     <w:p>
-      <w:pPr>
-        <w:spacing w:after="0" w:before="40"/>
-      </w:pPr>
       <w:r>
-        <w:rPr>
-          <w:b/>
-          <w:i w:val="0"/>
-          <w:sz w:val="22"/>
-        </w:rPr>
-        <w:t>Answer: a</w:t>
+        <w:t xml:space="preserve">(d) Japanese encephalitis</w:t>
       </w:r>
     </w:p>
     <w:p>
-      <w:pPr>
-        <w:spacing w:after="0" w:before="0"/>
-      </w:pPr>
       <w:r>
-        <w:rPr>
-          <w:b w:val="0"/>
-          <w:i w:val="0"/>
-          <w:sz w:val="21"/>
-        </w:rPr>
-        <w:t>Solution: The banyan (Ficus benghalensis), with its characteristic aerial roots, is the national tree of India. The national flower is the lotus, and the national bird is the peacock.</w:t>
+        <w:t xml:space="preserve">Answer: a</w:t>
       </w:r>
     </w:p>
     <w:p>
-      <w:pPr>
-        <w:spacing w:after="0" w:before="0"/>
-      </w:pPr>
       <w:r>
-        <w:rPr>
-          <w:b w:val="0"/>
-          <w:i w:val="0"/>
-          <w:sz w:val="20"/>
-        </w:rPr>
-        <w:t>Positive Marks: 1</w:t>
+        <w:t xml:space="preserve">Solution: Malaria is spread by female Anopheles mosquitoes. Dengue and chikungunya are spread by Aedes mosquitoes.</w:t>
       </w:r>
     </w:p>
     <w:p>
-      <w:pPr>
-        <w:spacing w:after="160" w:before="0"/>
-      </w:pPr>
       <w:r>
-        <w:rPr>
-          <w:b w:val="0"/>
-          <w:i w:val="0"/>
-          <w:sz w:val="20"/>
-        </w:rPr>
-        <w:t>Negative Marks: 0.25</w:t>
+        <w:t xml:space="preserve">Positive Marks: 1</w:t>
       </w:r>
     </w:p>
     <w:p>
-      <w:pPr>
-        <w:spacing w:after="40" w:before="120"/>
-      </w:pPr>
       <w:r>
-        <w:rPr>
-          <w:b w:val="0"/>
-          <w:i w:val="0"/>
-          <w:sz w:val="22"/>
-        </w:rPr>
-        <w:t>Question: Find the next number in the series: 1, 3, 7, 15, 31, ?</w:t>
+        <w:t xml:space="preserve">Negative Marks: 0.25</w:t>
       </w:r>
     </w:p>
     <w:p>
-      <w:pPr>
-        <w:spacing w:after="0" w:before="0"/>
-      </w:pPr>
       <w:r>
-        <w:rPr>
-          <w:b w:val="0"/>
-          <w:i w:val="0"/>
-          <w:sz w:val="22"/>
-        </w:rPr>
-        <w:t>(a) 47</w:t>
+        <w:t xml:space="preserve"/>
       </w:r>
     </w:p>
     <w:p>
-      <w:pPr>
-        <w:spacing w:after="0" w:before="0"/>
-      </w:pPr>
       <w:r>
-        <w:rPr>
-          <w:b w:val="0"/>
-          <w:i w:val="0"/>
-          <w:sz w:val="22"/>
-        </w:rPr>
-        <w:t>(b) 55</w:t>
+        <w:t xml:space="preserve">Question: Find the next number: 7, 14, 28, 56, ?</w:t>
       </w:r>
     </w:p>
     <w:p>
-      <w:pPr>
-        <w:spacing w:after="0" w:before="0"/>
-      </w:pPr>
       <w:r>
-        <w:rPr>
-          <w:b w:val="0"/>
-          <w:i w:val="0"/>
-          <w:sz w:val="22"/>
-        </w:rPr>
-        <w:t>(c) 63</w:t>
+        <w:t xml:space="preserve">(a) 112</w:t>
       </w:r>
     </w:p>
     <w:p>
-      <w:pPr>
-        <w:spacing w:after="0" w:before="0"/>
-      </w:pPr>
       <w:r>
-        <w:rPr>
-          <w:b w:val="0"/>
-          <w:i w:val="0"/>
-          <w:sz w:val="22"/>
-        </w:rPr>
-        <w:t>(d) 71</w:t>
+        <w:t xml:space="preserve">(b) 84</w:t>
       </w:r>
     </w:p>
     <w:p>
-      <w:pPr>
-        <w:spacing w:after="0" w:before="40"/>
-      </w:pPr>
       <w:r>
-        <w:rPr>
-          <w:b/>
-          <w:i w:val="0"/>
-          <w:sz w:val="22"/>
-        </w:rPr>
-        <w:t>Answer: c</w:t>
+        <w:t xml:space="preserve">(c) 98</w:t>
       </w:r>
     </w:p>
     <w:p>
-      <w:pPr>
-        <w:spacing w:after="0" w:before="0"/>
-      </w:pPr>
       <w:r>
-        <w:rPr>
-          <w:b w:val="0"/>
-          <w:i w:val="0"/>
-          <w:sz w:val="21"/>
-        </w:rPr>
-        <w:t>Solution: Each term is doubled plus 1: 1×2+1=3, 3×2+1=7, 7×2+1=15, 15×2+1=31, so the next is 31×2+1 = 63.</w:t>
+        <w:t xml:space="preserve">(d) 70</w:t>
       </w:r>
     </w:p>
     <w:p>
-      <w:pPr>
-        <w:spacing w:after="0" w:before="0"/>
-      </w:pPr>
       <w:r>
-        <w:rPr>
-          <w:b w:val="0"/>
-          <w:i w:val="0"/>
-          <w:sz w:val="20"/>
-        </w:rPr>
-        <w:t>Positive Marks: 1</w:t>
+        <w:t xml:space="preserve">Answer: a</w:t>
       </w:r>
     </w:p>
     <w:p>
-      <w:pPr>
-        <w:spacing w:after="160" w:before="0"/>
-      </w:pPr>
       <w:r>
-        <w:rPr>
-          <w:b w:val="0"/>
-          <w:i w:val="0"/>
-          <w:sz w:val="20"/>
-        </w:rPr>
-        <w:t>Negative Marks: 0.25</w:t>
+        <w:t xml:space="preserve">Solution: Each term doubles: 56 × 2 = 112.</w:t>
       </w:r>
     </w:p>
     <w:p>
-      <w:pPr>
-        <w:spacing w:after="40" w:before="120"/>
-      </w:pPr>
       <w:r>
-        <w:rPr>
-          <w:b w:val="0"/>
-          <w:i w:val="0"/>
-          <w:sz w:val="22"/>
-        </w:rPr>
-        <w:t>Question: Book : Pages :: Tree : ?</w:t>
+        <w:t xml:space="preserve">Positive Marks: 1</w:t>
       </w:r>
     </w:p>
     <w:p>
-      <w:pPr>
-        <w:spacing w:after="0" w:before="0"/>
-      </w:pPr>
       <w:r>
-        <w:rPr>
-          <w:b w:val="0"/>
-          <w:i w:val="0"/>
-          <w:sz w:val="22"/>
-        </w:rPr>
-        <w:t>(a) Roots</w:t>
+        <w:t xml:space="preserve">Negative Marks: 0.25</w:t>
       </w:r>
     </w:p>
     <w:p>
-      <w:pPr>
-        <w:spacing w:after="0" w:before="0"/>
-      </w:pPr>
       <w:r>
-        <w:rPr>
-          <w:b w:val="0"/>
-          <w:i w:val="0"/>
-          <w:sz w:val="22"/>
-        </w:rPr>
-        <w:t>(b) Leaves</w:t>
+        <w:t xml:space="preserve"/>
       </w:r>
     </w:p>
     <w:p>
-      <w:pPr>
-        <w:spacing w:after="0" w:before="0"/>
-      </w:pPr>
       <w:r>
-        <w:rPr>
-          <w:b w:val="0"/>
-          <w:i w:val="0"/>
-          <w:sz w:val="22"/>
-        </w:rPr>
-        <w:t>(c) Trunk</w:t>
+        <w:t xml:space="preserve">Question: The full form of "PDF" is:</w:t>
       </w:r>
     </w:p>
     <w:p>
-      <w:pPr>
-        <w:spacing w:after="0" w:before="0"/>
-      </w:pPr>
       <w:r>
-        <w:rPr>
-          <w:b w:val="0"/>
-          <w:i w:val="0"/>
-          <w:sz w:val="22"/>
-        </w:rPr>
-        <w:t>(d) Bark</w:t>
+        <w:t xml:space="preserve">(a) Portable Document Format</w:t>
       </w:r>
     </w:p>
     <w:p>
-      <w:pPr>
-        <w:spacing w:after="0" w:before="40"/>
-      </w:pPr>
       <w:r>
-        <w:rPr>
-          <w:b/>
-          <w:i w:val="0"/>
-          <w:sz w:val="22"/>
-        </w:rPr>
-        <w:t>Answer: b</w:t>
+        <w:t xml:space="preserve">(b) Personal Document File</w:t>
       </w:r>
     </w:p>
     <w:p>
-      <w:pPr>
-        <w:spacing w:after="0" w:before="0"/>
-      </w:pPr>
       <w:r>
-        <w:rPr>
-          <w:b w:val="0"/>
-          <w:i w:val="0"/>
-          <w:sz w:val="21"/>
-        </w:rPr>
-        <w:t>Solution: A book is made up of pages; similarly, a tree is made up of (covered with) leaves. The relationship is whole to component.</w:t>
+        <w:t xml:space="preserve">(c) Printable Data Format</w:t>
       </w:r>
     </w:p>
     <w:p>
-      <w:pPr>
-        <w:spacing w:after="0" w:before="0"/>
-      </w:pPr>
       <w:r>
-        <w:rPr>
-          <w:b w:val="0"/>
-          <w:i w:val="0"/>
-          <w:sz w:val="20"/>
-        </w:rPr>
-        <w:t>Positive Marks: 1</w:t>
+        <w:t xml:space="preserve">(d) Portable Data File</w:t>
       </w:r>
     </w:p>
     <w:p>
-      <w:pPr>
-        <w:spacing w:after="160" w:before="0"/>
-      </w:pPr>
       <w:r>
-        <w:rPr>
-          <w:b w:val="0"/>
-          <w:i w:val="0"/>
-          <w:sz w:val="20"/>
-        </w:rPr>
-        <w:t>Negative Marks: 0.25</w:t>
+        <w:t xml:space="preserve">Answer: a</w:t>
       </w:r>
     </w:p>
     <w:p>
-      <w:pPr>
-        <w:spacing w:after="40" w:before="120"/>
-      </w:pPr>
       <w:r>
-        <w:rPr>
-          <w:b w:val="0"/>
-          <w:i w:val="0"/>
-          <w:sz w:val="22"/>
-        </w:rPr>
-        <w:t>Question: Find the odd one out: Cricket, Football, Hockey, Chess.</w:t>
+        <w:t xml:space="preserve">Solution: PDF stands for Portable Document Format — a file format that preserves document layout across devices.</w:t>
       </w:r>
     </w:p>
     <w:p>
-      <w:pPr>
-        <w:spacing w:after="0" w:before="0"/>
-      </w:pPr>
       <w:r>
-        <w:rPr>
-          <w:b w:val="0"/>
-          <w:i w:val="0"/>
-          <w:sz w:val="22"/>
-        </w:rPr>
-        <w:t>(a) Cricket</w:t>
+        <w:t xml:space="preserve">Positive Marks: 1</w:t>
       </w:r>
     </w:p>
     <w:p>
-      <w:pPr>
-        <w:spacing w:after="0" w:before="0"/>
-      </w:pPr>
       <w:r>
-        <w:rPr>
-          <w:b w:val="0"/>
-          <w:i w:val="0"/>
-          <w:sz w:val="22"/>
-        </w:rPr>
-        <w:t>(b) Football</w:t>
+        <w:t xml:space="preserve">Negative Marks: 0.25</w:t>
       </w:r>
     </w:p>
     <w:p>
-      <w:pPr>
-        <w:spacing w:after="0" w:before="0"/>
-      </w:pPr>
       <w:r>
-        <w:rPr>
-          <w:b w:val="0"/>
-          <w:i w:val="0"/>
-          <w:sz w:val="22"/>
-        </w:rPr>
-        <w:t>(c) Hockey</w:t>
+        <w:t xml:space="preserve"/>
       </w:r>
     </w:p>
     <w:p>
-      <w:pPr>
-        <w:spacing w:after="0" w:before="0"/>
-      </w:pPr>
       <w:r>
-        <w:rPr>
-          <w:b w:val="0"/>
-          <w:i w:val="0"/>
-          <w:sz w:val="22"/>
-        </w:rPr>
-        <w:t>(d) Chess</w:t>
+        <w:t xml:space="preserve">Question: The first Indian in space was:</w:t>
       </w:r>
     </w:p>
     <w:p>
-      <w:pPr>
-        <w:spacing w:after="0" w:before="40"/>
-      </w:pPr>
       <w:r>
-        <w:rPr>
-          <w:b/>
-          <w:i w:val="0"/>
-          <w:sz w:val="22"/>
-        </w:rPr>
-        <w:t>Answer: d</w:t>
+        <w:t xml:space="preserve">(a) Rakesh Sharma</w:t>
       </w:r>
     </w:p>
     <w:p>
-      <w:pPr>
-        <w:spacing w:after="0" w:before="0"/>
-      </w:pPr>
       <w:r>
-        <w:rPr>
-          <w:b w:val="0"/>
-          <w:i w:val="0"/>
-          <w:sz w:val="21"/>
-        </w:rPr>
-        <w:t>Solution: Cricket, football, and hockey are outdoor team games played with a ball on a field, while chess is an indoor board game. Hence chess is the odd one out.</w:t>
+        <w:t xml:space="preserve">(b) Kalpana Chawla</w:t>
       </w:r>
     </w:p>
     <w:p>
-      <w:pPr>
-        <w:spacing w:after="0" w:before="0"/>
-      </w:pPr>
       <w:r>
-        <w:rPr>
-          <w:b w:val="0"/>
-          <w:i w:val="0"/>
-          <w:sz w:val="20"/>
-        </w:rPr>
-        <w:t>Positive Marks: 1</w:t>
+        <w:t xml:space="preserve">(c) Sunita Williams</w:t>
       </w:r>
     </w:p>
     <w:p>
-      <w:pPr>
-        <w:spacing w:after="160" w:before="0"/>
-      </w:pPr>
       <w:r>
-        <w:rPr>
-          <w:b w:val="0"/>
-          <w:i w:val="0"/>
-          <w:sz w:val="20"/>
-        </w:rPr>
-        <w:t>Negative Marks: 0.25</w:t>
+        <w:t xml:space="preserve">(d) Vikram Sarabhai</w:t>
       </w:r>
     </w:p>
     <w:p>
-      <w:pPr>
-        <w:spacing w:after="40" w:before="120"/>
-      </w:pPr>
       <w:r>
-        <w:rPr>
-          <w:b w:val="0"/>
-          <w:i w:val="0"/>
-          <w:sz w:val="22"/>
-        </w:rPr>
-        <w:t>Question: Which organelle is known as the 'powerhouse of the cell'?</w:t>
+        <w:t xml:space="preserve">Answer: a</w:t>
       </w:r>
     </w:p>
     <w:p>
-      <w:pPr>
-        <w:spacing w:after="0" w:before="0"/>
-      </w:pPr>
       <w:r>
-        <w:rPr>
-          <w:b w:val="0"/>
-          <w:i w:val="0"/>
-          <w:sz w:val="22"/>
-        </w:rPr>
-        <w:t>(a) Mitochondria</w:t>
+        <w:t xml:space="preserve">Solution: Rakesh Sharma became the first Indian in space in 1984 aboard a Soviet Soyuz mission.</w:t>
       </w:r>
     </w:p>
     <w:p>
-      <w:pPr>
-        <w:spacing w:after="0" w:before="0"/>
-      </w:pPr>
       <w:r>
-        <w:rPr>
-          <w:b w:val="0"/>
-          <w:i w:val="0"/>
-          <w:sz w:val="22"/>
-        </w:rPr>
-        <w:t>(b) Ribosome</w:t>
+        <w:t xml:space="preserve">Positive Marks: 1</w:t>
       </w:r>
     </w:p>
     <w:p>
-      <w:pPr>
-        <w:spacing w:after="0" w:before="0"/>
-      </w:pPr>
       <w:r>
-        <w:rPr>
-          <w:b w:val="0"/>
-          <w:i w:val="0"/>
-          <w:sz w:val="22"/>
-        </w:rPr>
-        <w:t>(c) Golgi apparatus</w:t>
+        <w:t xml:space="preserve">Negative Marks: 0.25</w:t>
       </w:r>
     </w:p>
     <w:p>
-      <w:pPr>
-        <w:spacing w:after="0" w:before="0"/>
-      </w:pPr>
       <w:r>
-        <w:rPr>
-          <w:b w:val="0"/>
-          <w:i w:val="0"/>
-          <w:sz w:val="22"/>
-        </w:rPr>
-        <w:t>(d) Nucleus</w:t>
+        <w:t xml:space="preserve"/>
       </w:r>
     </w:p>
     <w:p>
-      <w:pPr>
-        <w:spacing w:after="0" w:before="40"/>
-      </w:pPr>
       <w:r>
-        <w:rPr>
-          <w:b/>
-          <w:i w:val="0"/>
-          <w:sz w:val="22"/>
-        </w:rPr>
-        <w:t>Answer: a</w:t>
+        <w:t xml:space="preserve">Question: The cost price of an item is ₹500 and it is sold at a 10% loss. What is the selling price?</w:t>
       </w:r>
     </w:p>
     <w:p>
-      <w:pPr>
-        <w:spacing w:after="0" w:before="0"/>
-      </w:pPr>
       <w:r>
-        <w:rPr>
-          <w:b w:val="0"/>
-          <w:i w:val="0"/>
-          <w:sz w:val="21"/>
-        </w:rPr>
-        <w:t>Solution: Mitochondria generate ATP through cellular respiration and are called the powerhouse of the cell. Ribosomes synthesize protein; the Golgi apparatus modifies and packages proteins.</w:t>
+        <w:t xml:space="preserve">(a) ₹450</w:t>
       </w:r>
     </w:p>
     <w:p>
-      <w:pPr>
-        <w:spacing w:after="0" w:before="0"/>
-      </w:pPr>
       <w:r>
-        <w:rPr>
-          <w:b w:val="0"/>
-          <w:i w:val="0"/>
-          <w:sz w:val="20"/>
-        </w:rPr>
-        <w:t>Positive Marks: 1</w:t>
+        <w:t xml:space="preserve">(b) ₹550</w:t>
       </w:r>
     </w:p>
     <w:p>
-      <w:pPr>
-        <w:spacing w:after="160" w:before="0"/>
-      </w:pPr>
       <w:r>
-        <w:rPr>
-          <w:b w:val="0"/>
-          <w:i w:val="0"/>
-          <w:sz w:val="20"/>
-        </w:rPr>
-        <w:t>Negative Marks: 0.25</w:t>
+        <w:t xml:space="preserve">(c) ₹490</w:t>
       </w:r>
     </w:p>
     <w:p>
-      <w:pPr>
-        <w:spacing w:after="40" w:before="120"/>
-      </w:pPr>
       <w:r>
-        <w:rPr>
-          <w:b w:val="0"/>
-          <w:i w:val="0"/>
-          <w:sz w:val="22"/>
-        </w:rPr>
-        <w:t>Question: Which liquid is known as the 'universal solvent'?</w:t>
+        <w:t xml:space="preserve">(d) ₹400</w:t>
       </w:r>
     </w:p>
     <w:p>
-      <w:pPr>
-        <w:spacing w:after="0" w:before="0"/>
-      </w:pPr>
       <w:r>
-        <w:rPr>
-          <w:b w:val="0"/>
-          <w:i w:val="0"/>
-          <w:sz w:val="22"/>
-        </w:rPr>
-        <w:t>(a) Water</w:t>
+        <w:t xml:space="preserve">Answer: a</w:t>
       </w:r>
     </w:p>
     <w:p>
-      <w:pPr>
-        <w:spacing w:after="0" w:before="0"/>
-      </w:pPr>
       <w:r>
-        <w:rPr>
-          <w:b w:val="0"/>
-          <w:i w:val="0"/>
-          <w:sz w:val="22"/>
-        </w:rPr>
-        <w:t>(b) Alcohol</w:t>
+        <w:t xml:space="preserve">Solution: Loss = 10% of 500 = ₹50. Selling price = 500 − 50 = ₹450.</w:t>
       </w:r>
     </w:p>
     <w:p>
-      <w:pPr>
-        <w:spacing w:after="0" w:before="0"/>
-      </w:pPr>
       <w:r>
-        <w:rPr>
-          <w:b w:val="0"/>
-          <w:i w:val="0"/>
-          <w:sz w:val="22"/>
-        </w:rPr>
-        <w:t>(c) Mercury</w:t>
+        <w:t xml:space="preserve">Positive Marks: 1</w:t>
       </w:r>
     </w:p>
     <w:p>
-      <w:pPr>
-        <w:spacing w:after="0" w:before="0"/>
-      </w:pPr>
       <w:r>
-        <w:rPr>
-          <w:b w:val="0"/>
-          <w:i w:val="0"/>
-          <w:sz w:val="22"/>
-        </w:rPr>
-        <w:t>(d) Acetone</w:t>
+        <w:t xml:space="preserve">Negative Marks: 0.25</w:t>
       </w:r>
     </w:p>
     <w:p>
-      <w:pPr>
-        <w:spacing w:after="0" w:before="40"/>
-      </w:pPr>
       <w:r>
-        <w:rPr>
-          <w:b/>
-          <w:i w:val="0"/>
-          <w:sz w:val="22"/>
-        </w:rPr>
-        <w:t>Answer: a</w:t>
+        <w:t xml:space="preserve"/>
       </w:r>
     </w:p>
     <w:p>
-      <w:pPr>
-        <w:spacing w:after="0" w:before="0"/>
-      </w:pPr>
       <w:r>
-        <w:rPr>
-          <w:b w:val="0"/>
-          <w:i w:val="0"/>
-          <w:sz w:val="21"/>
-        </w:rPr>
-        <w:t>Solution: Water is called the universal solvent because it dissolves more substances than any other common liquid, due to its polarity. Alcohol, mercury, and acetone dissolve fewer substances.</w:t>
+        <w:t xml:space="preserve">Question: Which of the following is the correct order of data size from smallest to largest?</w:t>
       </w:r>
     </w:p>
     <w:p>
-      <w:pPr>
-        <w:spacing w:after="0" w:before="0"/>
-      </w:pPr>
       <w:r>
-        <w:rPr>
-          <w:b w:val="0"/>
-          <w:i w:val="0"/>
-          <w:sz w:val="20"/>
-        </w:rPr>
-        <w:t>Positive Marks: 1</w:t>
+        <w:t xml:space="preserve">(a) Bit, Byte, Kilobyte, Megabyte</w:t>
       </w:r>
     </w:p>
     <w:p>
-      <w:pPr>
-        <w:spacing w:after="160" w:before="0"/>
-      </w:pPr>
       <w:r>
-        <w:rPr>
-          <w:b w:val="0"/>
-          <w:i w:val="0"/>
-          <w:sz w:val="20"/>
-        </w:rPr>
-        <w:t>Negative Marks: 0.25</w:t>
+        <w:t xml:space="preserve">(b) Byte, Bit, Megabyte, Kilobyte</w:t>
       </w:r>
     </w:p>
     <w:p>
-      <w:pPr>
-        <w:spacing w:after="40" w:before="120"/>
-      </w:pPr>
       <w:r>
-        <w:rPr>
-          <w:b w:val="0"/>
-          <w:i w:val="0"/>
-          <w:sz w:val="22"/>
-        </w:rPr>
-        <w:t>Question: Which organ produces the hormone insulin?</w:t>
+        <w:t xml:space="preserve">(c) Kilobyte, Byte, Bit, Megabyte</w:t>
       </w:r>
     </w:p>
     <w:p>
-      <w:pPr>
-        <w:spacing w:after="0" w:before="0"/>
-      </w:pPr>
       <w:r>
-        <w:rPr>
-          <w:b w:val="0"/>
-          <w:i w:val="0"/>
-          <w:sz w:val="22"/>
-        </w:rPr>
-        <w:t>(a) Pancreas</w:t>
+        <w:t xml:space="preserve">(d) Megabyte, Kilobyte, Byte, Bit</w:t>
       </w:r>
     </w:p>
     <w:p>
-      <w:pPr>
-        <w:spacing w:after="0" w:before="0"/>
-      </w:pPr>
       <w:r>
-        <w:rPr>
-          <w:b w:val="0"/>
-          <w:i w:val="0"/>
-          <w:sz w:val="22"/>
-        </w:rPr>
-        <w:t>(b) Liver</w:t>
+        <w:t xml:space="preserve">Answer: a</w:t>
       </w:r>
     </w:p>
     <w:p>
-      <w:pPr>
-        <w:spacing w:after="0" w:before="0"/>
-      </w:pPr>
       <w:r>
-        <w:rPr>
-          <w:b w:val="0"/>
-          <w:i w:val="0"/>
-          <w:sz w:val="22"/>
-        </w:rPr>
-        <w:t>(c) Kidney</w:t>
+        <w:t xml:space="preserve">Solution: 8 bits = 1 byte; 1024 bytes = 1 KB; 1024 KB = 1 MB. Bit is the smallest unit.</w:t>
       </w:r>
     </w:p>
     <w:p>
-      <w:pPr>
-        <w:spacing w:after="0" w:before="0"/>
-      </w:pPr>
       <w:r>
-        <w:rPr>
-          <w:b w:val="0"/>
-          <w:i w:val="0"/>
-          <w:sz w:val="22"/>
-        </w:rPr>
-        <w:t>(d) Spleen</w:t>
+        <w:t xml:space="preserve">Positive Marks: 1</w:t>
       </w:r>
     </w:p>
     <w:p>
-      <w:pPr>
-        <w:spacing w:after="0" w:before="40"/>
-      </w:pPr>
       <w:r>
-        <w:rPr>
-          <w:b/>
-          <w:i w:val="0"/>
-          <w:sz w:val="22"/>
-        </w:rPr>
-        <w:t>Answer: a</w:t>
+        <w:t xml:space="preserve">Negative Marks: 0.25</w:t>
       </w:r>
     </w:p>
     <w:p>
-      <w:pPr>
-        <w:spacing w:after="0" w:before="0"/>
-      </w:pPr>
       <w:r>
-        <w:rPr>
-          <w:b w:val="0"/>
-          <w:i w:val="0"/>
-          <w:sz w:val="21"/>
-        </w:rPr>
-        <w:t>Solution: The beta cells of the pancreatic islets (islets of Langerhans) produce insulin, which lowers blood glucose. The liver produces bile, the kidneys filter blood, and the spleen filters blood cells.</w:t>
+        <w:t xml:space="preserve"/>
       </w:r>
     </w:p>
     <w:p>
-      <w:pPr>
-        <w:spacing w:after="0" w:before="0"/>
-      </w:pPr>
       <w:r>
-        <w:rPr>
-          <w:b w:val="0"/>
-          <w:i w:val="0"/>
-          <w:sz w:val="20"/>
-        </w:rPr>
-        <w:t>Positive Marks: 1</w:t>
+        <w:t xml:space="preserve">Question: The Nilgiri Hills are located at the junction of which three states?</w:t>
       </w:r>
     </w:p>
     <w:p>
-      <w:pPr>
-        <w:spacing w:after="160" w:before="0"/>
-      </w:pPr>
       <w:r>
-        <w:rPr>
-          <w:b w:val="0"/>
-          <w:i w:val="0"/>
-          <w:sz w:val="20"/>
-        </w:rPr>
-        <w:t>Negative Marks: 0.25</w:t>
+        <w:t xml:space="preserve">(a) Tamil Nadu, Kerala, and Karnataka</w:t>
       </w:r>
     </w:p>
     <w:p>
-      <w:pPr>
-        <w:spacing w:after="40" w:before="120"/>
-      </w:pPr>
       <w:r>
-        <w:rPr>
-          <w:b w:val="0"/>
-          <w:i w:val="0"/>
-          <w:sz w:val="22"/>
-        </w:rPr>
-        <w:t>Question: Which is the SI unit of force?</w:t>
+        <w:t xml:space="preserve">(b) Maharashtra, Goa, and Karnataka</w:t>
       </w:r>
     </w:p>
     <w:p>
-      <w:pPr>
-        <w:spacing w:after="0" w:before="0"/>
-      </w:pPr>
       <w:r>
-        <w:rPr>
-          <w:b w:val="0"/>
-          <w:i w:val="0"/>
-          <w:sz w:val="22"/>
-        </w:rPr>
-        <w:t>(a) Newton</w:t>
+        <w:t xml:space="preserve">(c) Odisha, Jharkhand, and West Bengal</w:t>
       </w:r>
     </w:p>
     <w:p>
-      <w:pPr>
-        <w:spacing w:after="0" w:before="0"/>
-      </w:pPr>
       <w:r>
-        <w:rPr>
-          <w:b w:val="0"/>
-          <w:i w:val="0"/>
-          <w:sz w:val="22"/>
-        </w:rPr>
-        <w:t>(b) Joule</w:t>
+        <w:t xml:space="preserve">(d) Andhra Pradesh, Telangana, and Karnataka</w:t>
       </w:r>
     </w:p>
     <w:p>
-      <w:pPr>
-        <w:spacing w:after="0" w:before="0"/>
-      </w:pPr>
       <w:r>
-        <w:rPr>
-          <w:b w:val="0"/>
-          <w:i w:val="0"/>
-          <w:sz w:val="22"/>
-        </w:rPr>
-        <w:t>(c) Pascal</w:t>
+        <w:t xml:space="preserve">Answer: a</w:t>
       </w:r>
     </w:p>
     <w:p>
-      <w:pPr>
-        <w:spacing w:after="0" w:before="0"/>
-      </w:pPr>
       <w:r>
-        <w:rPr>
-          <w:b w:val="0"/>
-          <w:i w:val="0"/>
-          <w:sz w:val="22"/>
-        </w:rPr>
-        <w:t>(d) Watt</w:t>
+        <w:t xml:space="preserve">Solution: The Nilgiri Hills meet at the trijunction of Tamil Nadu, Kerala, and Karnataka in South India.</w:t>
       </w:r>
     </w:p>
     <w:p>
-      <w:pPr>
-        <w:spacing w:after="0" w:before="40"/>
-      </w:pPr>
       <w:r>
-        <w:rPr>
-          <w:b/>
-          <w:i w:val="0"/>
-          <w:sz w:val="22"/>
-        </w:rPr>
-        <w:t>Answer: a</w:t>
+        <w:t xml:space="preserve">Positive Marks: 1</w:t>
       </w:r>
     </w:p>
     <w:p>
-      <w:pPr>
-        <w:spacing w:after="0" w:before="0"/>
-      </w:pPr>
       <w:r>
-        <w:rPr>
-          <w:b w:val="0"/>
-          <w:i w:val="0"/>
-          <w:sz w:val="21"/>
-        </w:rPr>
-        <w:t>Solution: The newton is the SI unit of force (1 N = 1 kg·m/s²). The joule measures energy, the pascal measures pressure, and the watt measures power.</w:t>
+        <w:t xml:space="preserve">Negative Marks: 0.25</w:t>
       </w:r>
     </w:p>
     <w:p>
-      <w:pPr>
-        <w:spacing w:after="0" w:before="0"/>
-      </w:pPr>
       <w:r>
-        <w:rPr>
-          <w:b w:val="0"/>
-          <w:i w:val="0"/>
-          <w:sz w:val="20"/>
-        </w:rPr>
-        <w:t>Positive Marks: 1</w:t>
+        <w:t xml:space="preserve"/>
       </w:r>
     </w:p>
     <w:p>
-      <w:pPr>
-        <w:spacing w:after="160" w:before="0"/>
-      </w:pPr>
       <w:r>
-        <w:rPr>
-          <w:b w:val="0"/>
-          <w:i w:val="0"/>
-          <w:sz w:val="20"/>
-        </w:rPr>
-        <w:t>Negative Marks: 0.25</w:t>
+        <w:t xml:space="preserve">Question: Which of the following is the SI unit of force?</w:t>
+      </w:r>
+    </w:p>
+    <w:p>
+      <w:r>
+        <w:t xml:space="preserve">(a) Newton</w:t>
+      </w:r>
+    </w:p>
+    <w:p>
+      <w:r>
+        <w:t xml:space="preserve">(b) Joule</w:t>
+      </w:r>
+    </w:p>
+    <w:p>
+      <w:r>
+        <w:t xml:space="preserve">(c) Pascal</w:t>
+      </w:r>
+    </w:p>
+    <w:p>
+      <w:r>
+        <w:t xml:space="preserve">(d) Watt</w:t>
+      </w:r>
+    </w:p>
+    <w:p>
+      <w:r>
+        <w:t xml:space="preserve">Answer: a</w:t>
+      </w:r>
+    </w:p>
+    <w:p>
+      <w:r>
+        <w:t xml:space="preserve">Solution: The newton (N) is the SI unit of force. Joule measures energy, pascal measures pressure, and watt measures power.</w:t>
+      </w:r>
+    </w:p>
+    <w:p>
+      <w:r>
+        <w:t xml:space="preserve">Positive Marks: 1</w:t>
+      </w:r>
+    </w:p>
+    <w:p>
+      <w:r>
+        <w:t xml:space="preserve">Negative Marks: 0.25</w:t>
+      </w:r>
+    </w:p>
+    <w:p>
+      <w:r>
+        <w:t xml:space="preserve"/>
+      </w:r>
+    </w:p>
+    <w:p>
+      <w:r>
+        <w:t xml:space="preserve">Question: In a certain code, "MOBILE" is written as "NPCJMF". How is "TABLE" written in that code?</w:t>
+      </w:r>
+    </w:p>
+    <w:p>
+      <w:r>
+        <w:t xml:space="preserve">(a) UBCMF</w:t>
+      </w:r>
+    </w:p>
+    <w:p>
+      <w:r>
+        <w:t xml:space="preserve">(b) UCCMF</w:t>
+      </w:r>
+    </w:p>
+    <w:p>
+      <w:r>
+        <w:t xml:space="preserve">(c) UBCNF</w:t>
+      </w:r>
+    </w:p>
+    <w:p>
+      <w:r>
+        <w:t xml:space="preserve">(d) UBDMF</w:t>
+      </w:r>
+    </w:p>
+    <w:p>
+      <w:r>
+        <w:t xml:space="preserve">Answer: a</w:t>
+      </w:r>
+    </w:p>
+    <w:p>
+      <w:r>
+        <w:t xml:space="preserve">Solution: Each letter shifts +1: T→U, A→B, B→C, L→M, E→F, giving UBCMF.</w:t>
+      </w:r>
+    </w:p>
+    <w:p>
+      <w:r>
+        <w:t xml:space="preserve">Positive Marks: 1</w:t>
+      </w:r>
+    </w:p>
+    <w:p>
+      <w:r>
+        <w:t xml:space="preserve">Negative Marks: 0.25</w:t>
       </w:r>
     </w:p>
     <w:sectPr>
       <w:pgSz w:w="12240" w:h="15840"/>
-      <w:pgMar w:top="864" w:right="1008" w:bottom="864" w:left="1008" w:header="720" w:footer="720" w:gutter="0"/>
+      <w:pgMar w:top="1440" w:right="1800" w:bottom="1440" w:left="1800" w:header="720" w:footer="720" w:gutter="0"/>
       <w:cols w:space="720"/>
       <w:docGrid w:linePitch="360"/>
     </w:sectPr>
@@ -2715,10 +1365,6 @@
     <w:name w:val="Normal"/>
     <w:qFormat/>
     <w:rsid w:val="00FC693F"/>
-    <w:rPr>
-      <w:rFonts w:ascii="Calibri" w:hAnsi="Calibri"/>
-      <w:sz w:val="22"/>
-    </w:rPr>
   </w:style>
   <w:style w:type="paragraph" w:styleId="Header">
     <w:name w:val="header"/>
